--- a/MINEcRAFT - Copy (5).docx
+++ b/MINEcRAFT - Copy (5).docx
@@ -18,7 +18,7 @@
     </w:p>
     <w:p>
       <w:r>
-        <w:t xml:space="preserve">He won </w:t>
+        <w:t xml:space="preserve">He </w:t>
       </w:r>
       <w:bookmarkStart w:id="0" w:name="_GoBack"/>
       <w:bookmarkEnd w:id="0"/>
